--- a/qiminyaosu/ralph/生产稿_600/02_食事/现代齐民要术_02-14-3_米和水的比例为什么不能只背一个数字_生产稿.docx
+++ b/qiminyaosu/ralph/生产稿_600/02_食事/现代齐民要术_02-14-3_米和水的比例为什么不能只背一个数字_生产稿.docx
@@ -720,13 +720,7 @@
     </w:p>
     <w:p>
       <w:r>
-        <w:rPr>
-          <w:b/>
-        </w:rPr>
-        <w:t>START_FRAME：</w:t>
-      </w:r>
-      <w:r>
-        <w:t>现代中国家庭厨房：石纹台面、木色橱柜、明亮料理灯，浅色瓷砖墙，冰箱/灶台分区清晰；主体与开头相扣。</w:t>
+        <w:t>START_FRAME（首帧·五锁）：同一食事空间近景：食材/灶台上的容器居中，厨房台面、冰箱、灶台环境清晰，明亮料理灯，厨房自然光，构图以米和水的比例为什么不能只背一个数字对应的冲突对象为主体。</w:t>
       </w:r>
     </w:p>
     <w:p>
@@ -764,13 +758,7 @@
     </w:p>
     <w:p>
       <w:r>
-        <w:rPr>
-          <w:b/>
-        </w:rPr>
-        <w:t>END_FRAME：</w:t>
-      </w:r>
-      <w:r>
-        <w:t>稳定停在可桥接的尾帧，作下一镜首帧。</w:t>
+        <w:t>END_FRAME（尾帧·五锁）：镜头稳定停在食事空间的一个清晰物件/结构上（食材/灶台上的容器，明亮料理灯，厨房自然光），形态位置与下一镜首帧一致，作桥接帧。</w:t>
       </w:r>
     </w:p>
     <w:p>
@@ -813,7 +801,10 @@
     </w:p>
     <w:p>
       <w:r>
-        <w:t>9:16 竖屏，高级半写实 3D/2.5D 现代家庭科学动画。现代中国家庭厨房：石纹台面、木色橱柜、明亮料理灯，浅色瓷砖墙，冰箱/灶台分区清晰。0—3s 引入「米和水的比例为什么不能只背一个数字」主视觉事件；3—7s 演示/讲解机制与操作；7—10s 收束停在尾帧。无中文文字/字幕/Logo/水印；保持同一光线与镜头空间；无伪实验/伪专家；不出现可读数字表格。</w:t>
+        <w:rPr>
+          <w:b w:val="0"/>
+        </w:rPr>
+        <w:t>9:16 竖屏，高级半写实 3D/2.5D 现代家庭科学动画。现代中国家庭厨房：石纹台面、木色橱柜、明亮料理灯，浅色瓷砖墙，冰箱/灶台分区清晰。本镜主题「米和水的比例为什么不能只背一个数字」（母题变量：米种、吸水率和锅具差异、洗米与浸泡的目的、水米比应从家庭锅具建立刻度、焖饭完成余热与水分均衡）。0—3s：放大冲突/常见错误，前1-3秒制造留存；3—7s：用连续镜头把机制或做法讲透；7—10s：收束停在悬念、判断点。本段用连续的步骤动作推进，镜头跟随手部或物件。动画风格借用：冰箱透明剖面 / 温度分区 / 水分流动 / 锅内蒸汽 / 食材组织变化。镜头最后稳定帧直接作为下一镜首帧。。无中文文字/字幕/Logo/水印/名牌；不改变衣服/材质/产品外观颜色；不出现可读数字表格；不做伪实景/伪医生/伪检测画面。</w:t>
       </w:r>
     </w:p>
     <w:p/>
@@ -860,13 +851,7 @@
     </w:p>
     <w:p>
       <w:r>
-        <w:rPr>
-          <w:b/>
-        </w:rPr>
-        <w:t>START_FRAME：</w:t>
-      </w:r>
-      <w:r>
-        <w:t>现代中国家庭厨房：石纹台面、木色橱柜、明亮料理灯，浅色瓷砖墙，冰箱/灶台分区清晰；主体与开头相扣。</w:t>
+        <w:t>START_FRAME（首帧·五锁）：自上一镜尾帧继承：食材/灶台上的容器保持相同形态/材质/位置，明亮料理灯，厨房自然光，构图连续（五锁）。</w:t>
       </w:r>
     </w:p>
     <w:p>
@@ -904,13 +889,7 @@
     </w:p>
     <w:p>
       <w:r>
-        <w:rPr>
-          <w:b/>
-        </w:rPr>
-        <w:t>END_FRAME：</w:t>
-      </w:r>
-      <w:r>
-        <w:t>稳定停在可桥接的尾帧，作下一镜首帧。</w:t>
+        <w:t>END_FRAME（尾帧·五锁）：镜头稳定停在食事空间的一个清晰物件/结构上（食材/灶台上的容器，明亮料理灯，厨房自然光），形态位置与下一镜首帧一致，作桥接帧。</w:t>
       </w:r>
     </w:p>
     <w:p>
@@ -953,7 +932,10 @@
     </w:p>
     <w:p>
       <w:r>
-        <w:t>9:16 竖屏，高级半写实 3D/2.5D 现代家庭科学动画。现代中国家庭厨房：石纹台面、木色橱柜、明亮料理灯，浅色瓷砖墙，冰箱/灶台分区清晰。0—3s 引入「米和水的比例为什么不能只背一个数字」主视觉事件；3—7s 演示/讲解机制与操作；7—10s 收束停在尾帧。无中文文字/字幕/Logo/水印；保持同一光线与镜头空间；无伪实验/伪专家；不出现可读数字表格。</w:t>
+        <w:rPr>
+          <w:b w:val="0"/>
+        </w:rPr>
+        <w:t>9:16 竖屏，高级半写实 3D/2.5D 现代家庭科学动画。现代中国家庭厨房：石纹台面、木色橱柜、明亮料理灯，浅色瓷砖墙，冰箱/灶台分区清晰。本镜主题「米和水的比例为什么不能只背一个数字」（母题变量：米种、吸水率和锅具差异、洗米与浸泡的目的、水米比应从家庭锅具建立刻度、焖饭完成余热与水分均衡）。0—3s：从日常画面进入微观/剖面/透视；3—7s：用粒子、流动、结构示意表现机制；7—10s：从示意回到现实并落点。本段用连续的步骤动作推进，镜头跟随手部或物件。动画风格借用：冰箱透明剖面 / 温度分区 / 水分流动 / 锅内蒸汽 / 食材组织变化。镜头最后稳定帧直接作为下一镜首帧。。无中文文字/字幕/Logo/水印/名牌；不改变衣服/材质/产品外观颜色；不出现可读数字表格；不做伪实景/伪医生/伪检测画面。</w:t>
       </w:r>
     </w:p>
     <w:p/>
@@ -1000,13 +982,7 @@
     </w:p>
     <w:p>
       <w:r>
-        <w:rPr>
-          <w:b/>
-        </w:rPr>
-        <w:t>START_FRAME：</w:t>
-      </w:r>
-      <w:r>
-        <w:t>现代中国家庭厨房：石纹台面、木色橱柜、明亮料理灯，浅色瓷砖墙，冰箱/灶台分区清晰；主体与开头相扣。</w:t>
+        <w:t>START_FRAME（首帧·五锁）：自上一镜尾帧继承：食材/灶台上的容器保持相同形态/材质/位置，明亮料理灯，厨房自然光，构图连续（五锁）。</w:t>
       </w:r>
     </w:p>
     <w:p>
@@ -1044,13 +1020,7 @@
     </w:p>
     <w:p>
       <w:r>
-        <w:rPr>
-          <w:b/>
-        </w:rPr>
-        <w:t>END_FRAME：</w:t>
-      </w:r>
-      <w:r>
-        <w:t>稳定停在可桥接的尾帧，作下一镜首帧。</w:t>
+        <w:t>END_FRAME（尾帧·五锁）：镜头稳定停在食事空间完成态（食材/灶台上的容器，明亮料理灯，厨房自然光），画面右下留出供后期放品牌/片尾。</w:t>
       </w:r>
     </w:p>
     <w:p>
@@ -1093,7 +1063,10 @@
     </w:p>
     <w:p>
       <w:r>
-        <w:t>9:16 竖屏，高级半写实 3D/2.5D 现代家庭科学动画。现代中国家庭厨房：石纹台面、木色橱柜、明亮料理灯，浅色瓷砖墙，冰箱/灶台分区清晰。0—3s 引入「米和水的比例为什么不能只背一个数字」主视觉事件；3—7s 演示/讲解机制与操作；7—10s 收束停在尾帧。无中文文字/字幕/Logo/水印；保持同一光线与镜头空间；无伪实验/伪专家；不出现可读数字表格。</w:t>
+        <w:rPr>
+          <w:b w:val="0"/>
+        </w:rPr>
+        <w:t>9:16 竖屏，高级半写实 3D/2.5D 现代家庭科学动画。现代中国家庭厨房：石纹台面、木色橱柜、明亮料理灯，浅色瓷砖墙，冰箱/灶台分区清晰。本镜主题「米和水的比例为什么不能只背一个数字」（母题变量：米种、吸水率和锅具差异、洗米与浸泡的目的、水米比应从家庭锅具建立刻度、焖饭完成余热与水分均衡）。0—3s：固定出错对象，给出步骤起点；3—7s：镜头跟随手或物件依序完成动作；7—10s：停在正确完成的结果。本段用连续的步骤动作推进，镜头跟随手部或物件。动画风格借用：冰箱透明剖面 / 温度分区 / 水分流动 / 锅内蒸汽 / 食材组织变化。末尾稳定停帧，右下留出供后期加品牌/片尾。。无中文文字/字幕/Logo/水印/名牌；不改变衣服/材质/产品外观颜色；不出现可读数字表格；不做伪实景/伪医生/伪检测画面。</w:t>
       </w:r>
     </w:p>
     <w:p/>
